--- a/docs/semester-mvp/stage-2/Calorica-semester-MVP-TZ.docx
+++ b/docs/semester-mvp/stage-2/Calorica-semester-MVP-TZ.docx
@@ -50,7 +50,7 @@
         <w:br/>
         <w:t>Второй этап учебного проекта</w:t>
         <w:br/>
-        <w:t>Версия 1.0 · 28 сентября 2026 года</w:t>
+        <w:t>Версия 1.1 · 8 октября 2026 года</w:t>
       </w:r>
     </w:p>
     <w:p>
@@ -506,12 +506,7 @@
         <w:pStyle w:val="Heading3"/>
       </w:pPr>
       <w:r>
-        <w:t>Ресурсы</w:t>
-      </w:r>
-    </w:p>
-    <w:p>
-      <w:r>
-        <w:t>Срок — два календарных месяца, планируемые как восемь недель. Бюджет — около 12 человеко-дней: шесть участников по два дня работы с агентами. При восьмичасовом дне это 96 часов, включая постановку задач, ревью, проверки и сдачу.</w:t>
+        <w:t>Порядок реализации</w:t>
       </w:r>
     </w:p>
     <w:tbl>
@@ -530,8 +525,8 @@
         </w:tblBorders>
       </w:tblPr>
       <w:tblGrid>
-        <w:gridCol w:w="7767"/>
-        <w:gridCol w:w="1587"/>
+        <w:gridCol w:w="1984"/>
+        <w:gridCol w:w="7370"/>
       </w:tblGrid>
       <w:tr>
         <w:trPr>
@@ -540,7 +535,7 @@
         </w:trPr>
         <w:tc>
           <w:tcPr>
-            <w:tcW w:type="dxa" w:w="7767"/>
+            <w:tcW w:type="dxa" w:w="1984"/>
             <w:vAlign w:val="center"/>
             <w:tcMar>
               <w:top w:w="90" w:type="dxa"/>
@@ -559,13 +554,13 @@
                 <w:b/>
                 <w:sz w:val="22"/>
               </w:rPr>
-              <w:t>Работа</w:t>
+              <w:t>Шаг</w:t>
             </w:r>
           </w:p>
         </w:tc>
         <w:tc>
           <w:tcPr>
-            <w:tcW w:type="dxa" w:w="1587"/>
+            <w:tcW w:type="dxa" w:w="7370"/>
             <w:vAlign w:val="center"/>
             <w:tcMar>
               <w:top w:w="90" w:type="dxa"/>
@@ -578,14 +573,13 @@
           <w:p>
             <w:pPr>
               <w:spacing w:line="264" w:lineRule="auto" w:after="60" w:before="60"/>
-              <w:jc w:val="center"/>
             </w:pPr>
             <w:r>
               <w:rPr>
                 <w:b/>
                 <w:sz w:val="22"/>
               </w:rPr>
-              <w:t>Человеко-дни</w:t>
+              <w:t>Результат</w:t>
             </w:r>
           </w:p>
         </w:tc>
@@ -596,7 +590,7 @@
         </w:trPr>
         <w:tc>
           <w:tcPr>
-            <w:tcW w:type="dxa" w:w="7767"/>
+            <w:tcW w:type="dxa" w:w="1984"/>
             <w:vAlign w:val="center"/>
             <w:tcMar>
               <w:top w:w="90" w:type="dxa"/>
@@ -613,42 +607,13 @@
               <w:rPr>
                 <w:sz w:val="22"/>
               </w:rPr>
-              <w:t>Каркас, контракт, сессии и первый запрос Android к API</w:t>
+              <w:t>Контракт и каркас</w:t>
             </w:r>
           </w:p>
         </w:tc>
         <w:tc>
           <w:tcPr>
-            <w:tcW w:type="dxa" w:w="1587"/>
-            <w:vAlign w:val="center"/>
-            <w:tcMar>
-              <w:top w:w="90" w:type="dxa"/>
-              <w:left w:w="90" w:type="dxa"/>
-              <w:bottom w:w="90" w:type="dxa"/>
-              <w:right w:w="90" w:type="dxa"/>
-            </w:tcMar>
-          </w:tcPr>
-          <w:p>
-            <w:pPr>
-              <w:spacing w:line="264" w:lineRule="auto" w:after="60" w:before="60"/>
-              <w:jc w:val="center"/>
-            </w:pPr>
-            <w:r>
-              <w:rPr>
-                <w:sz w:val="22"/>
-              </w:rPr>
-              <w:t>1</w:t>
-            </w:r>
-          </w:p>
-        </w:tc>
-      </w:tr>
-      <w:tr>
-        <w:trPr>
-          <w:cantSplit/>
-        </w:trPr>
-        <w:tc>
-          <w:tcPr>
-            <w:tcW w:type="dxa" w:w="7767"/>
+            <w:tcW w:type="dxa" w:w="7370"/>
             <w:vAlign w:val="center"/>
             <w:tcMar>
               <w:top w:w="90" w:type="dxa"/>
@@ -665,31 +630,7 @@
               <w:rPr>
                 <w:sz w:val="22"/>
               </w:rPr>
-              <w:t>Домен, SQL, API, миграции и критические серверные тесты</w:t>
-            </w:r>
-          </w:p>
-        </w:tc>
-        <w:tc>
-          <w:tcPr>
-            <w:tcW w:type="dxa" w:w="1587"/>
-            <w:vAlign w:val="center"/>
-            <w:tcMar>
-              <w:top w:w="90" w:type="dxa"/>
-              <w:left w:w="90" w:type="dxa"/>
-              <w:bottom w:w="90" w:type="dxa"/>
-              <w:right w:w="90" w:type="dxa"/>
-            </w:tcMar>
-          </w:tcPr>
-          <w:p>
-            <w:pPr>
-              <w:spacing w:line="264" w:lineRule="auto" w:after="60" w:before="60"/>
-              <w:jc w:val="center"/>
-            </w:pPr>
-            <w:r>
-              <w:rPr>
-                <w:sz w:val="22"/>
-              </w:rPr>
-              <w:t>4</w:t>
+              <w:t>Схема данных, API, сессии, сервер с БД и первый запрос Android к API</w:t>
             </w:r>
           </w:p>
         </w:tc>
@@ -700,7 +641,7 @@
         </w:trPr>
         <w:tc>
           <w:tcPr>
-            <w:tcW w:type="dxa" w:w="7767"/>
+            <w:tcW w:type="dxa" w:w="1984"/>
             <w:vAlign w:val="center"/>
             <w:tcMar>
               <w:top w:w="90" w:type="dxa"/>
@@ -717,42 +658,13 @@
               <w:rPr>
                 <w:sz w:val="22"/>
               </w:rPr>
-              <w:t>Минимальный Android и интеграция</w:t>
+              <w:t>Каталог</w:t>
             </w:r>
           </w:p>
         </w:tc>
         <w:tc>
           <w:tcPr>
-            <w:tcW w:type="dxa" w:w="1587"/>
-            <w:vAlign w:val="center"/>
-            <w:tcMar>
-              <w:top w:w="90" w:type="dxa"/>
-              <w:left w:w="90" w:type="dxa"/>
-              <w:bottom w:w="90" w:type="dxa"/>
-              <w:right w:w="90" w:type="dxa"/>
-            </w:tcMar>
-          </w:tcPr>
-          <w:p>
-            <w:pPr>
-              <w:spacing w:line="264" w:lineRule="auto" w:after="60" w:before="60"/>
-              <w:jc w:val="center"/>
-            </w:pPr>
-            <w:r>
-              <w:rPr>
-                <w:sz w:val="22"/>
-              </w:rPr>
-              <w:t>2</w:t>
-            </w:r>
-          </w:p>
-        </w:tc>
-      </w:tr>
-      <w:tr>
-        <w:trPr>
-          <w:cantSplit/>
-        </w:trPr>
-        <w:tc>
-          <w:tcPr>
-            <w:tcW w:type="dxa" w:w="7767"/>
+            <w:tcW w:type="dxa" w:w="7370"/>
             <w:vAlign w:val="center"/>
             <w:tcMar>
               <w:top w:w="90" w:type="dxa"/>
@@ -769,31 +681,7 @@
               <w:rPr>
                 <w:sz w:val="22"/>
               </w:rPr>
-              <w:t>Выпуск, развёртывание и проверка копирования</w:t>
-            </w:r>
-          </w:p>
-        </w:tc>
-        <w:tc>
-          <w:tcPr>
-            <w:tcW w:type="dxa" w:w="1587"/>
-            <w:vAlign w:val="center"/>
-            <w:tcMar>
-              <w:top w:w="90" w:type="dxa"/>
-              <w:left w:w="90" w:type="dxa"/>
-              <w:bottom w:w="90" w:type="dxa"/>
-              <w:right w:w="90" w:type="dxa"/>
-            </w:tcMar>
-          </w:tcPr>
-          <w:p>
-            <w:pPr>
-              <w:spacing w:line="264" w:lineRule="auto" w:after="60" w:before="60"/>
-              <w:jc w:val="center"/>
-            </w:pPr>
-            <w:r>
-              <w:rPr>
-                <w:sz w:val="22"/>
-              </w:rPr>
-              <w:t>1</w:t>
+              <w:t>Базовые и личные продукты, поиск и изоляция данных пользователей</w:t>
             </w:r>
           </w:p>
         </w:tc>
@@ -804,7 +692,7 @@
         </w:trPr>
         <w:tc>
           <w:tcPr>
-            <w:tcW w:type="dxa" w:w="7767"/>
+            <w:tcW w:type="dxa" w:w="1984"/>
             <w:vAlign w:val="center"/>
             <w:tcMar>
               <w:top w:w="90" w:type="dxa"/>
@@ -821,42 +709,13 @@
               <w:rPr>
                 <w:sz w:val="22"/>
               </w:rPr>
-              <w:t>Исправления, ревью и интеграционный резерв</w:t>
+              <w:t>Расчёты</w:t>
             </w:r>
           </w:p>
         </w:tc>
         <w:tc>
           <w:tcPr>
-            <w:tcW w:type="dxa" w:w="1587"/>
-            <w:vAlign w:val="center"/>
-            <w:tcMar>
-              <w:top w:w="90" w:type="dxa"/>
-              <w:left w:w="90" w:type="dxa"/>
-              <w:bottom w:w="90" w:type="dxa"/>
-              <w:right w:w="90" w:type="dxa"/>
-            </w:tcMar>
-          </w:tcPr>
-          <w:p>
-            <w:pPr>
-              <w:spacing w:line="264" w:lineRule="auto" w:after="60" w:before="60"/>
-              <w:jc w:val="center"/>
-            </w:pPr>
-            <w:r>
-              <w:rPr>
-                <w:sz w:val="22"/>
-              </w:rPr>
-              <w:t>3</w:t>
-            </w:r>
-          </w:p>
-        </w:tc>
-      </w:tr>
-      <w:tr>
-        <w:trPr>
-          <w:cantSplit/>
-        </w:trPr>
-        <w:tc>
-          <w:tcPr>
-            <w:tcW w:type="dxa" w:w="7767"/>
+            <w:tcW w:type="dxa" w:w="7370"/>
             <w:vAlign w:val="center"/>
             <w:tcMar>
               <w:top w:w="90" w:type="dxa"/>
@@ -873,31 +732,7 @@
               <w:rPr>
                 <w:sz w:val="22"/>
               </w:rPr>
-              <w:t>Демонстрация и подготовка к сдаче</w:t>
-            </w:r>
-          </w:p>
-        </w:tc>
-        <w:tc>
-          <w:tcPr>
-            <w:tcW w:type="dxa" w:w="1587"/>
-            <w:vAlign w:val="center"/>
-            <w:tcMar>
-              <w:top w:w="90" w:type="dxa"/>
-              <w:left w:w="90" w:type="dxa"/>
-              <w:bottom w:w="90" w:type="dxa"/>
-              <w:right w:w="90" w:type="dxa"/>
-            </w:tcMar>
-          </w:tcPr>
-          <w:p>
-            <w:pPr>
-              <w:spacing w:line="264" w:lineRule="auto" w:after="60" w:before="60"/>
-              <w:jc w:val="center"/>
-            </w:pPr>
-            <w:r>
-              <w:rPr>
-                <w:sz w:val="22"/>
-              </w:rPr>
-              <w:t>1</w:t>
+              <w:t>Составы, выход, единицы, лейблы и удаление; проверки доменных правил</w:t>
             </w:r>
           </w:p>
         </w:tc>
@@ -908,7 +743,7 @@
         </w:trPr>
         <w:tc>
           <w:tcPr>
-            <w:tcW w:type="dxa" w:w="7767"/>
+            <w:tcW w:type="dxa" w:w="1984"/>
             <w:vAlign w:val="center"/>
             <w:tcMar>
               <w:top w:w="90" w:type="dxa"/>
@@ -925,13 +760,13 @@
               <w:rPr>
                 <w:sz w:val="22"/>
               </w:rPr>
-              <w:t>Всего</w:t>
+              <w:t>Android</w:t>
             </w:r>
           </w:p>
         </w:tc>
         <w:tc>
           <w:tcPr>
-            <w:tcW w:type="dxa" w:w="1587"/>
+            <w:tcW w:type="dxa" w:w="7370"/>
             <w:vAlign w:val="center"/>
             <w:tcMar>
               <w:top w:w="90" w:type="dxa"/>
@@ -943,13 +778,114 @@
           <w:p>
             <w:pPr>
               <w:spacing w:line="264" w:lineRule="auto" w:after="60" w:before="60"/>
-              <w:jc w:val="center"/>
             </w:pPr>
             <w:r>
               <w:rPr>
                 <w:sz w:val="22"/>
               </w:rPr>
-              <w:t>12</w:t>
+              <w:t>Редактор состава, дневник, дневной итог и интеграция с сервером</w:t>
+            </w:r>
+          </w:p>
+        </w:tc>
+      </w:tr>
+      <w:tr>
+        <w:trPr>
+          <w:cantSplit/>
+        </w:trPr>
+        <w:tc>
+          <w:tcPr>
+            <w:tcW w:type="dxa" w:w="1984"/>
+            <w:vAlign w:val="center"/>
+            <w:tcMar>
+              <w:top w:w="90" w:type="dxa"/>
+              <w:left w:w="90" w:type="dxa"/>
+              <w:bottom w:w="90" w:type="dxa"/>
+              <w:right w:w="90" w:type="dxa"/>
+            </w:tcMar>
+          </w:tcPr>
+          <w:p>
+            <w:pPr>
+              <w:spacing w:line="264" w:lineRule="auto" w:after="60" w:before="60"/>
+            </w:pPr>
+            <w:r>
+              <w:rPr>
+                <w:sz w:val="22"/>
+              </w:rPr>
+              <w:t>Проверки и выпуск</w:t>
+            </w:r>
+          </w:p>
+        </w:tc>
+        <w:tc>
+          <w:tcPr>
+            <w:tcW w:type="dxa" w:w="7370"/>
+            <w:vAlign w:val="center"/>
+            <w:tcMar>
+              <w:top w:w="90" w:type="dxa"/>
+              <w:left w:w="90" w:type="dxa"/>
+              <w:bottom w:w="90" w:type="dxa"/>
+              <w:right w:w="90" w:type="dxa"/>
+            </w:tcMar>
+          </w:tcPr>
+          <w:p>
+            <w:pPr>
+              <w:spacing w:line="264" w:lineRule="auto" w:after="60" w:before="60"/>
+            </w:pPr>
+            <w:r>
+              <w:rPr>
+                <w:sz w:val="22"/>
+              </w:rPr>
+              <w:t>Независимый CI/CD, подписанный APK, сервер, миграции и восстановление копии</w:t>
+            </w:r>
+          </w:p>
+        </w:tc>
+      </w:tr>
+      <w:tr>
+        <w:trPr>
+          <w:cantSplit/>
+        </w:trPr>
+        <w:tc>
+          <w:tcPr>
+            <w:tcW w:type="dxa" w:w="1984"/>
+            <w:vAlign w:val="center"/>
+            <w:tcMar>
+              <w:top w:w="90" w:type="dxa"/>
+              <w:left w:w="90" w:type="dxa"/>
+              <w:bottom w:w="90" w:type="dxa"/>
+              <w:right w:w="90" w:type="dxa"/>
+            </w:tcMar>
+          </w:tcPr>
+          <w:p>
+            <w:pPr>
+              <w:spacing w:line="264" w:lineRule="auto" w:after="60" w:before="60"/>
+            </w:pPr>
+            <w:r>
+              <w:rPr>
+                <w:sz w:val="22"/>
+              </w:rPr>
+              <w:t>Приёмка</w:t>
+            </w:r>
+          </w:p>
+        </w:tc>
+        <w:tc>
+          <w:tcPr>
+            <w:tcW w:type="dxa" w:w="7370"/>
+            <w:vAlign w:val="center"/>
+            <w:tcMar>
+              <w:top w:w="90" w:type="dxa"/>
+              <w:left w:w="90" w:type="dxa"/>
+              <w:bottom w:w="90" w:type="dxa"/>
+              <w:right w:w="90" w:type="dxa"/>
+            </w:tcMar>
+          </w:tcPr>
+          <w:p>
+            <w:pPr>
+              <w:spacing w:line="264" w:lineRule="auto" w:after="60" w:before="60"/>
+            </w:pPr>
+            <w:r>
+              <w:rPr>
+                <w:sz w:val="22"/>
+              </w:rPr>
+              <w:t>Исправления, проверка SA-01—SA-17, демонстрация и материалы сдачи</w:t>
             </w:r>
           </w:p>
         </w:tc>
@@ -961,21 +897,13 @@
       </w:pPr>
     </w:p>
     <w:p>
-      <w:pPr>
-        <w:pStyle w:val="Heading3"/>
-      </w:pPr>
       <w:r>
-        <w:t>Контрольные точки</w:t>
+        <w:t>Переход к следующему шагу опирается на готовый результат предыдущего и согласованный контракт. Первый сквозной сценарий проверяет выбранный стек и взаимодействие клиента с сервером. Независимые работы могут выполняться параллельно.</w:t>
       </w:r>
     </w:p>
     <w:p>
       <w:r>
-        <w:t>Неделя 1 — контракт и стенд; недели 2–3 — первый сквозной сценарий и домен; недели 4–5 — минимальный Android и выпуск; неделя 6 — заморозка функций и приёмка; недели 7–8 — исправления и сдача. После первых двух человеко-дней проверяется сквозной сценарий с конечным продуктом; после восьми нужен интегрированный кандидат.</w:t>
-      </w:r>
-    </w:p>
-    <w:p>
-      <w:r>
-        <w:t>Агенты выполняют ограниченные задачи по общему контракту. Люди проверяют результат; новые функции не расходуют резерв. Задержка контракта, сложных расчётов или доступа к серверу требует перепланирования. Бюджет — план, не гарантия срока.</w:t>
+        <w:t>Агенты выполняют ограниченные задачи по общему контракту. Команда проверяет код, исправляет дефекты и подтверждает результаты проверок. Изменения объёма согласуются явно по результатам реализации.</w:t>
       </w:r>
     </w:p>
     <w:p>
